--- a/reports/202525350226_刘家暄_实训报告.docx
+++ b/reports/202525350226_刘家暄_实训报告.docx
@@ -1954,7 +1954,7 @@
                     <pic:cNvPicPr/>
                   </pic:nvPicPr>
                   <pic:blipFill>
-                    <a:blip r:embed="rId6"/>
+                    <a:blip r:embed="rId8"/>
                     <a:stretch>
                       <a:fillRect/>
                     </a:stretch>
@@ -2005,7 +2005,7 @@
                     <pic:cNvPicPr/>
                   </pic:nvPicPr>
                   <pic:blipFill>
-                    <a:blip r:embed="rId7"/>
+                    <a:blip r:embed="rId8"/>
                     <a:stretch>
                       <a:fillRect/>
                     </a:stretch>
@@ -2107,7 +2107,7 @@
                     <pic:cNvPicPr/>
                   </pic:nvPicPr>
                   <pic:blipFill>
-                    <a:blip r:embed="rId9"/>
+                    <a:blip r:embed="rId8"/>
                     <a:stretch>
                       <a:fillRect/>
                     </a:stretch>
@@ -2480,7 +2480,7 @@
                     <pic:cNvPicPr/>
                   </pic:nvPicPr>
                   <pic:blipFill>
-                    <a:blip r:embed="rId10"/>
+                    <a:blip r:embed="rId3"/>
                     <a:stretch>
                       <a:fillRect/>
                     </a:stretch>
@@ -2531,7 +2531,7 @@
                     <pic:cNvPicPr/>
                   </pic:nvPicPr>
                   <pic:blipFill>
-                    <a:blip r:embed="rId11"/>
+                    <a:blip r:embed="rId4"/>
                     <a:stretch>
                       <a:fillRect/>
                     </a:stretch>
@@ -2582,7 +2582,7 @@
                     <pic:cNvPicPr/>
                   </pic:nvPicPr>
                   <pic:blipFill>
-                    <a:blip r:embed="rId10"/>
+                    <a:blip r:embed="rId3"/>
                     <a:stretch>
                       <a:fillRect/>
                     </a:stretch>
@@ -2633,7 +2633,7 @@
                     <pic:cNvPicPr/>
                   </pic:nvPicPr>
                   <pic:blipFill>
-                    <a:blip r:embed="rId12"/>
+                    <a:blip r:embed="rId5"/>
                     <a:stretch>
                       <a:fillRect/>
                     </a:stretch>
@@ -2684,7 +2684,7 @@
                     <pic:cNvPicPr/>
                   </pic:nvPicPr>
                   <pic:blipFill>
-                    <a:blip r:embed="rId13"/>
+                    <a:blip r:embed="rId3"/>
                     <a:stretch>
                       <a:fillRect/>
                     </a:stretch>
@@ -2735,7 +2735,7 @@
                     <pic:cNvPicPr/>
                   </pic:nvPicPr>
                   <pic:blipFill>
-                    <a:blip r:embed="rId14"/>
+                    <a:blip r:embed="rId8"/>
                     <a:stretch>
                       <a:fillRect/>
                     </a:stretch>
@@ -2786,7 +2786,7 @@
                     <pic:cNvPicPr/>
                   </pic:nvPicPr>
                   <pic:blipFill>
-                    <a:blip r:embed="rId15"/>
+                    <a:blip r:embed="rId8"/>
                     <a:stretch>
                       <a:fillRect/>
                     </a:stretch>
@@ -2837,7 +2837,7 @@
                     <pic:cNvPicPr/>
                   </pic:nvPicPr>
                   <pic:blipFill>
-                    <a:blip r:embed="rId13"/>
+                    <a:blip r:embed="rId3"/>
                     <a:stretch>
                       <a:fillRect/>
                     </a:stretch>
